--- a/DocumentacaoFinal/INTEGRA_2026_Entrega_7_19_Revisao_da_Arquitetura_Supabase.docx
+++ b/DocumentacaoFinal/INTEGRA_2026_Entrega_7_19_Revisao_da_Arquitetura_Supabase.docx
@@ -883,7 +883,7 @@
                 <w:szCs w:val="17"/>
                 <w:lang w:val="pt-BR"/>
               </w:rPr>
-              <w:t xml:space="preserve">Natã da Silva Baracho revisou a proposta e o texto e encaminhou o resumo e as perguntas ao professor Alisson. As respostas estão pendentes.</w:t>
+              <w:t xml:space="preserve">Natã da Silva Baracho revisou a proposta e o texto e encaminhou o resumo e as perguntas ao professor Alisson. As respostas vieram em 10/10/2026: o Supabase é o banco principal; envio pela API REST, por uma função de recebimento; fila mínima na Oxide; rotas do lacre mantidas; posição e bateria obrigatórias; comandos e cadastro de dispositivos no Supabase. Com elas, Natã autorizou o início da implementação (registro 20).</w:t>
             </w:r>
           </w:p>
         </w:tc>
@@ -1017,7 +1017,7 @@
                 <w:szCs w:val="17"/>
                 <w:lang w:val="pt-BR"/>
               </w:rPr>
-              <w:t xml:space="preserve">Justificativa: o resumo e as perguntas foram enviados como estavam; a implementação aguarda as respostas.</w:t>
+              <w:t xml:space="preserve">Justificativa: o resumo e as perguntas foram enviados como estavam, e as respostas orientaram a implementação seguinte.</w:t>
             </w:r>
           </w:p>
         </w:tc>
@@ -1094,7 +1094,7 @@
                 <w:szCs w:val="17"/>
                 <w:lang w:val="pt-BR"/>
               </w:rPr>
-              <w:t xml:space="preserve">Repositório fluxid_integra2026 (21 tabelas do Supabase, nenhuma do lacre); código e tabelas da Oxide; documentos do projeto.</w:t>
+              <w:t xml:space="preserve">Repositório fluxid_integra2026 (tabelas do Supabase; nenhuma do lacre no repositório); repositório fluxid-firmware; código e tabelas da Oxide; respostas de 10/10/2026.</w:t>
             </w:r>
           </w:p>
         </w:tc>

--- a/DocumentacaoFinal/INTEGRA_2026_Entrega_7_19_Revisao_da_Arquitetura_Supabase.docx
+++ b/DocumentacaoFinal/INTEGRA_2026_Entrega_7_19_Revisao_da_Arquitetura_Supabase.docx
@@ -605,7 +605,7 @@
                 <w:szCs w:val="17"/>
                 <w:lang w:val="pt-BR"/>
               </w:rPr>
-              <w:t xml:space="preserve">Mensagem de Natã da Silva Baracho: a API não vai se integrar ao frontend inteiro; ela será responsável por enviar os dados do lacre para o banco principal, que é o Supabase do projeto fluxid_integra2026; a Oxide está muito complexa; o lacre manda as mensagens em JSON e a API precisa ler, interpretar e mandar para o banco; bateria, latitude e longitude devem ser obrigatórias; o que dá para enxugar nas tabelas da Oxide?</w:t>
+              <w:t xml:space="preserve">Síntese das instruções dadas à IA. Contexto: o responsável soube que o banco principal é o Supabase do projeto fluxid_integra2026 e que a API não atende o frontend. Tarefa: rever a arquitetura: a API recebe o JSON do lacre, interpreta e envia ao banco principal; propor como enxugar as tabelas da Oxide. Restrições: bateria, latitude e longitude obrigatórias; não alterar o código antes das respostas do professor Alisson. Entrega esperada: resumo do projeto e perguntas para o professor.</w:t>
             </w:r>
           </w:p>
         </w:tc>
@@ -883,7 +883,7 @@
                 <w:szCs w:val="17"/>
                 <w:lang w:val="pt-BR"/>
               </w:rPr>
-              <w:t xml:space="preserve">Natã da Silva Baracho revisou a proposta e o texto e encaminhou o resumo e as perguntas ao professor Alisson. As respostas vieram em 10/10/2026: o Supabase é o banco principal; envio pela API REST, por uma função de recebimento; fila mínima na Oxide; rotas do lacre mantidas; posição e bateria obrigatórias; comandos e cadastro de dispositivos no Supabase. Com elas, Natã autorizou o início da implementação (registro 20).</w:t>
+              <w:t xml:space="preserve">Natã da Silva Baracho, responsável pelo backend, revisou a proposta, o resumo e as perguntas, e os encaminhou ao professor Alisson. Com as respostas, em 10/10/2026, confirmou as decisões: o Supabase é o banco principal; envio pela API REST, por uma função de recebimento; fila mínima na Oxide; rotas do lacre mantidas; posição e bateria obrigatórias; comandos e cadastro de dispositivos no Supabase. Só então autorizou a implementação (registro 20).</w:t>
             </w:r>
           </w:p>
         </w:tc>
